--- a/materialien/Warm-up/DD_Warm-up-Karten_A2.docx
+++ b/materialien/Warm-up/DD_Warm-up-Karten_A2.docx
@@ -320,7 +320,7 @@
               <w:spacing w:after="60"/>
             </w:pPr>
             <w:r>
-              <w:t>Notiere eine Abfrage: Typ jedes Rades und Name der Station, an der es steht.</w:t>
+              <w:t>Entwirf eine Abfrage: Typ jedes Rades und Name der Station, an der es steht.</w:t>
             </w:r>
           </w:p>
           <w:p>
@@ -406,7 +406,7 @@
               <w:spacing w:after="60"/>
             </w:pPr>
             <w:r>
-              <w:t xml:space="preserve">Notiere die Verbundbedingung für Ausleihe und Station über die </w:t>
+              <w:t xml:space="preserve">Gib die Verbundbedingung für Ausleihe und Station über die </w:t>
             </w:r>
             <w:r>
               <w:rPr>
@@ -415,7 +415,7 @@
               <w:t>Zielstation</w:t>
             </w:r>
             <w:r>
-              <w:t xml:space="preserve"> und begründe, warum du Präfixe brauchst bzw. nicht brauchst.</w:t>
+              <w:t xml:space="preserve"> an und begründe, warum du Präfixe brauchst bzw. nicht brauchst.</w:t>
             </w:r>
           </w:p>
           <w:p>
@@ -610,7 +610,7 @@
               <w:spacing w:after="60"/>
             </w:pPr>
             <w:r>
-              <w:t xml:space="preserve">Notiere eine Abfrage: </w:t>
+              <w:t xml:space="preserve">Entwirf eine Abfrage: </w:t>
             </w:r>
             <w:r>
               <w:rPr>
@@ -729,7 +729,7 @@
               <w:spacing w:after="60"/>
             </w:pPr>
             <w:r>
-              <w:t xml:space="preserve">Notiere eine Abfrage: alle laufenden Ausleihen (noch ohne Ende) mit </w:t>
+              <w:t xml:space="preserve">Entwirf eine Abfrage: alle laufenden Ausleihen (noch ohne Ende) mit </w:t>
             </w:r>
             <w:r>
               <w:rPr>
